--- a/01-精益工具知识库/03-问题解决方法/01-现场走动GembaWalk.docx
+++ b/01-精益工具知识库/03-问题解决方法/01-现场走动GembaWalk.docx
@@ -2122,6 +2122,7 @@
               <w:rPr>
                 <w:color w:val="FFFFFF"/>
               </w:rPr>
+              <w:t>制造业典型表现</w:t>
             </w:r>
             <w:r>
               <w:rPr>
@@ -2131,7 +2132,6 @@
                 <w:color w:val="FFFFFF"/>
                 <w:sz w:val="20"/>
               </w:rPr>
-              <w:t>紧固件行业典型表现</w:t>
             </w:r>
           </w:p>
         </w:tc>
@@ -2176,7 +2176,9 @@
             <w:tcW w:type="dxa" w:w="2767"/>
           </w:tcPr>
           <w:p>
-            <w:r/>
+            <w:r>
+              <w:t>机加工表面开裂、表面烂纹、镀层脱落</w:t>
+            </w:r>
             <w:r>
               <w:rPr>
                 <w:rFonts w:ascii="SimSun" w:hAnsi="SimSun"/>
@@ -2184,7 +2186,6 @@
                 <w:i w:val="0"/>
                 <w:sz w:val="20"/>
               </w:rPr>
-              <w:t>冷镦头部开裂、螺纹烂牙、镀层脱落</w:t>
             </w:r>
           </w:p>
         </w:tc>
@@ -2697,7 +2698,7 @@
           <w:i w:val="0"/>
           <w:sz w:val="22"/>
         </w:rPr>
-        <w:t>紧固件工厂Gemba Walk路线示例</w:t>
+        <w:t>制造工厂Gemba Walk路线示例：</w:t>
       </w:r>
       <w:r>
         <w:rPr>
@@ -2706,7 +2707,6 @@
           <w:i w:val="0"/>
           <w:sz w:val="22"/>
         </w:rPr>
-        <w:t>：</w:t>
       </w:r>
     </w:p>
     <w:p>
@@ -2729,11 +2729,11 @@
         </w:rPr>
         <w:t>起点：车间入口</w:t>
         <w:br/>
-        <w:t>→ 1. 钢丝放线区（检查钢丝规格、库存、标识）</w:t>
+        <w:t>→ 1. 棒料放线区（检查棒料规格、库存、标识）</w:t>
         <w:br/>
-        <w:t>→ 2. 冷镦区（检查设备状态、操作标准化、在制品）</w:t>
+        <w:t>→ 2. 机加工区（检查设备状态、操作标准化、在制品）</w:t>
         <w:br/>
-        <w:t>→ 3. 搓丝区（检查螺纹质量、换型状态、防错装置）</w:t>
+        <w:t>→ 3. 精加工区（检查尺寸质量、换型状态、防错装置）</w:t>
         <w:br/>
         <w:t>→ 4. 热处理区（检查炉温记录、首件检验、安全防护）</w:t>
         <w:br/>
@@ -3241,7 +3241,9 @@
             <w:tcW w:type="dxa" w:w="1186"/>
           </w:tcPr>
           <w:p>
-            <w:r/>
+            <w:r>
+              <w:t>机加工</w:t>
+            </w:r>
             <w:r>
               <w:rPr>
                 <w:rFonts w:ascii="SimSun" w:hAnsi="SimSun"/>
@@ -3249,7 +3251,6 @@
                 <w:i w:val="0"/>
                 <w:sz w:val="20"/>
               </w:rPr>
-              <w:t>冷镦</w:t>
             </w:r>
           </w:p>
         </w:tc>
@@ -3364,7 +3365,9 @@
             <w:shd w:fill="EDF2F9" w:val="clear"/>
           </w:tcPr>
           <w:p>
-            <w:r/>
+            <w:r>
+              <w:t>精加工</w:t>
+            </w:r>
             <w:r>
               <w:rPr>
                 <w:rFonts w:ascii="SimSun" w:hAnsi="SimSun"/>
@@ -3372,7 +3375,6 @@
                 <w:i w:val="0"/>
                 <w:sz w:val="20"/>
               </w:rPr>
-              <w:t>搓丝</w:t>
             </w:r>
           </w:p>
         </w:tc>
@@ -3685,7 +3687,7 @@
           <w:i w:val="0"/>
           <w:sz w:val="32"/>
         </w:rPr>
-        <w:t>紧固件工厂走动路线和检查要点</w:t>
+        <w:t>制造工厂走动路线和检查要点</w:t>
       </w:r>
     </w:p>
     <w:p>
@@ -3699,7 +3701,7 @@
           <w:i w:val="0"/>
           <w:sz w:val="26"/>
         </w:rPr>
-        <w:t>路线一：冷镦区检查要点</w:t>
+        <w:t>路线一：机加工区检查要点</w:t>
       </w:r>
     </w:p>
     <w:tbl>
@@ -3827,7 +3829,9 @@
             <w:tcW w:type="dxa" w:w="2075"/>
           </w:tcPr>
           <w:p>
-            <w:r/>
+            <w:r>
+              <w:t>棒料规格</w:t>
+            </w:r>
             <w:r>
               <w:rPr>
                 <w:rFonts w:ascii="SimSun" w:hAnsi="SimSun"/>
@@ -3835,7 +3839,6 @@
                 <w:i w:val="0"/>
                 <w:sz w:val="20"/>
               </w:rPr>
-              <w:t>钢丝规格</w:t>
             </w:r>
           </w:p>
         </w:tc>
@@ -3878,7 +3881,9 @@
             <w:tcW w:type="dxa" w:w="2075"/>
           </w:tcPr>
           <w:p>
-            <w:r/>
+            <w:r>
+              <w:t>立即停止，更换棒料</w:t>
+            </w:r>
             <w:r>
               <w:rPr>
                 <w:rFonts w:ascii="SimSun" w:hAnsi="SimSun"/>
@@ -3886,7 +3891,6 @@
                 <w:i w:val="0"/>
                 <w:sz w:val="20"/>
               </w:rPr>
-              <w:t>立即停止，更换钢丝</w:t>
             </w:r>
           </w:p>
         </w:tc>
@@ -3942,7 +3946,7 @@
                 <w:i w:val="0"/>
                 <w:sz w:val="20"/>
               </w:rPr>
-              <w:t>冲头裂纹或严重磨损</w:t>
+              <w:t>冲表面裂纹纹或严重磨损</w:t>
             </w:r>
           </w:p>
         </w:tc>
@@ -3979,7 +3983,7 @@
                 <w:i w:val="0"/>
                 <w:sz w:val="20"/>
               </w:rPr>
-              <w:t>产品头部尺寸</w:t>
+              <w:t>产品外形尺寸</w:t>
             </w:r>
           </w:p>
         </w:tc>
@@ -4266,7 +4270,7 @@
           <w:i w:val="0"/>
           <w:sz w:val="26"/>
         </w:rPr>
-        <w:t>路线二：搓丝区检查要点</w:t>
+        <w:t>路线二：精加工区检查要点</w:t>
       </w:r>
     </w:p>
     <w:tbl>
@@ -4394,7 +4398,9 @@
             <w:tcW w:type="dxa" w:w="2075"/>
           </w:tcPr>
           <w:p>
-            <w:r/>
+            <w:r>
+              <w:t>精加工刀具</w:t>
+            </w:r>
             <w:r>
               <w:rPr>
                 <w:rFonts w:ascii="SimSun" w:hAnsi="SimSun"/>
@@ -4402,7 +4408,6 @@
                 <w:i w:val="0"/>
                 <w:sz w:val="20"/>
               </w:rPr>
-              <w:t>搓丝滚轮</w:t>
             </w:r>
           </w:p>
         </w:tc>
@@ -4453,7 +4458,7 @@
                 <w:i w:val="0"/>
                 <w:sz w:val="20"/>
               </w:rPr>
-              <w:t>更换滚轮</w:t>
+              <w:t>更换刀具</w:t>
             </w:r>
           </w:p>
         </w:tc>
@@ -4473,7 +4478,45 @@
                 <w:i w:val="0"/>
                 <w:sz w:val="20"/>
               </w:rPr>
-              <w:t>螺纹质量</w:t>
+              <w:t>尺寸质量</w:t>
+            </w:r>
+          </w:p>
+        </w:tc>
+        <w:tc>
+          <w:tcPr>
+            <w:tcW w:type="dxa" w:w="2075"/>
+            <w:shd w:fill="EDF2F9" w:val="clear"/>
+          </w:tcPr>
+          <w:p>
+            <w:r>
+              <w:t>量规检测合格</w:t>
+            </w:r>
+            <w:r>
+              <w:rPr>
+                <w:rFonts w:ascii="SimSun" w:hAnsi="SimSun"/>
+                <w:b w:val="0"/>
+                <w:i w:val="0"/>
+                <w:sz w:val="20"/>
+              </w:rPr>
+            </w:r>
+          </w:p>
+        </w:tc>
+        <w:tc>
+          <w:tcPr>
+            <w:tcW w:type="dxa" w:w="2075"/>
+            <w:shd w:fill="EDF2F9" w:val="clear"/>
+          </w:tcPr>
+          <w:p>
+            <w:r>
+              <w:t>量规异常</w:t>
+            </w:r>
+            <w:r>
+              <w:rPr>
+                <w:rFonts w:ascii="SimSun" w:hAnsi="SimSun"/>
+                <w:b w:val="0"/>
+                <w:i w:val="0"/>
+                <w:sz w:val="20"/>
+              </w:rPr>
             </w:r>
           </w:p>
         </w:tc>
@@ -4491,43 +4534,7 @@
                 <w:i w:val="0"/>
                 <w:sz w:val="20"/>
               </w:rPr>
-              <w:t>通止规检测合格</w:t>
-            </w:r>
-          </w:p>
-        </w:tc>
-        <w:tc>
-          <w:tcPr>
-            <w:tcW w:type="dxa" w:w="2075"/>
-            <w:shd w:fill="EDF2F9" w:val="clear"/>
-          </w:tcPr>
-          <w:p>
-            <w:r/>
-            <w:r>
-              <w:rPr>
-                <w:rFonts w:ascii="SimSun" w:hAnsi="SimSun"/>
-                <w:b w:val="0"/>
-                <w:i w:val="0"/>
-                <w:sz w:val="20"/>
-              </w:rPr>
-              <w:t>通止规异常</w:t>
-            </w:r>
-          </w:p>
-        </w:tc>
-        <w:tc>
-          <w:tcPr>
-            <w:tcW w:type="dxa" w:w="2075"/>
-            <w:shd w:fill="EDF2F9" w:val="clear"/>
-          </w:tcPr>
-          <w:p>
-            <w:r/>
-            <w:r>
-              <w:rPr>
-                <w:rFonts w:ascii="SimSun" w:hAnsi="SimSun"/>
-                <w:b w:val="0"/>
-                <w:i w:val="0"/>
-                <w:sz w:val="20"/>
-              </w:rPr>
-              <w:t>调整或更换滚轮</w:t>
+              <w:t>调整或更换刀具</w:t>
             </w:r>
           </w:p>
         </w:tc>
@@ -4538,7 +4545,9 @@
             <w:tcW w:type="dxa" w:w="2075"/>
           </w:tcPr>
           <w:p>
-            <w:r/>
+            <w:r>
+              <w:t>量规状态</w:t>
+            </w:r>
             <w:r>
               <w:rPr>
                 <w:rFonts w:ascii="SimSun" w:hAnsi="SimSun"/>
@@ -4546,7 +4555,6 @@
                 <w:i w:val="0"/>
                 <w:sz w:val="20"/>
               </w:rPr>
-              <w:t>通止规状态</w:t>
             </w:r>
           </w:p>
         </w:tc>
